--- a/corpus/synthetic/ppr-format-fidelity__005.docx
+++ b/corpus/synthetic/ppr-format-fidelity__005.docx
@@ -4,10 +4,10 @@
   <w:body>
     <w:p>
       <w:pPr>
-        <w:shd w:val="clear" w:color="auto" w:fill="D9D9D9"/>
+        <w:shd w:val="pct40" w:color="auto" w:fill="auto"/>
       </w:pPr>
       <w:r>
-        <w:t>plain</w:t>
+        <w:t>cascade</w:t>
       </w:r>
     </w:p>
     <w:sectPr>
